--- a/deliverables/new-video-5/Recording_Run_of_Show.docx
+++ b/deliverables/new-video-5/Recording_Run_of_Show.docx
@@ -446,7 +446,7 @@
           <w:color w:val="112345"/>
           <w:sz w:val="22"/>
         </w:rPr>
-        <w:t>10:46   Say them out loud</w:t>
+        <w:t>11:02   Say them out loud</w:t>
       </w:r>
     </w:p>
     <w:p>
@@ -476,7 +476,7 @@
           <w:color w:val="112345"/>
           <w:sz w:val="22"/>
         </w:rPr>
-        <w:t>11:20   CTA</w:t>
+        <w:t>11:36   CTA</w:t>
       </w:r>
     </w:p>
     <w:p>
@@ -506,7 +506,7 @@
           <w:color w:val="112345"/>
           <w:sz w:val="22"/>
         </w:rPr>
-        <w:t>12:20   Watch Next and close</w:t>
+        <w:t>12:36   Watch Next and close</w:t>
       </w:r>
     </w:p>
     <w:p>
